--- a/Fase 2/Manuales/SIGMA_Manual_EP16_Voz_e_inclusión.docx
+++ b/Fase 2/Manuales/SIGMA_Manual_EP16_Voz_e_inclusión.docx
@@ -433,13 +433,14 @@
         </w:tblBorders>
       </w:tblPr>
       <w:tblGrid>
-        <w:gridCol w:w="4873"/>
-        <w:gridCol w:w="4873"/>
+        <w:gridCol w:w="3249"/>
+        <w:gridCol w:w="3249"/>
+        <w:gridCol w:w="3249"/>
       </w:tblGrid>
       <w:tr>
         <w:tc>
           <w:tcPr>
-            <w:tcW w:type="dxa" w:w="3402"/>
+            <w:tcW w:type="dxa" w:w="2551"/>
             <w:shd w:val="clear" w:color="auto" w:fill="E8E5F7"/>
           </w:tcPr>
           <w:p>
@@ -455,7 +456,7 @@
         </w:tc>
         <w:tc>
           <w:tcPr>
-            <w:tcW w:type="dxa" w:w="6236"/>
+            <w:tcW w:type="dxa" w:w="3969"/>
             <w:shd w:val="clear" w:color="auto" w:fill="E8E5F7"/>
           </w:tcPr>
           <w:p>
@@ -465,7 +466,23 @@
                 <w:b/>
                 <w:sz w:val="19"/>
               </w:rPr>
-              <w:t>Ruta</w:t>
+              <w:t>Ruta en el menú</w:t>
+            </w:r>
+          </w:p>
+        </w:tc>
+        <w:tc>
+          <w:tcPr>
+            <w:tcW w:type="dxa" w:w="3118"/>
+            <w:shd w:val="clear" w:color="auto" w:fill="E8E5F7"/>
+          </w:tcPr>
+          <w:p>
+            <w:r/>
+            <w:r>
+              <w:rPr>
+                <w:b/>
+                <w:sz w:val="19"/>
+              </w:rPr>
+              <w:t>Pestañas que tiene</w:t>
             </w:r>
           </w:p>
         </w:tc>
@@ -473,7 +490,7 @@
       <w:tr>
         <w:tc>
           <w:tcPr>
-            <w:tcW w:type="dxa" w:w="3402"/>
+            <w:tcW w:type="dxa" w:w="2551"/>
           </w:tcPr>
           <w:p>
             <w:r/>
@@ -487,7 +504,7 @@
         </w:tc>
         <w:tc>
           <w:tcPr>
-            <w:tcW w:type="dxa" w:w="6236"/>
+            <w:tcW w:type="dxa" w:w="3969"/>
           </w:tcPr>
           <w:p>
             <w:r/>
@@ -499,11 +516,25 @@
             </w:r>
           </w:p>
         </w:tc>
+        <w:tc>
+          <w:tcPr>
+            <w:tcW w:type="dxa" w:w="3118"/>
+          </w:tcPr>
+          <w:p>
+            <w:r/>
+            <w:r>
+              <w:rPr>
+                <w:sz w:val="19"/>
+              </w:rPr>
+              <w:t>—</w:t>
+            </w:r>
+          </w:p>
+        </w:tc>
       </w:tr>
       <w:tr>
         <w:tc>
           <w:tcPr>
-            <w:tcW w:type="dxa" w:w="3402"/>
+            <w:tcW w:type="dxa" w:w="2551"/>
           </w:tcPr>
           <w:p>
             <w:r/>
@@ -517,7 +548,7 @@
         </w:tc>
         <w:tc>
           <w:tcPr>
-            <w:tcW w:type="dxa" w:w="6236"/>
+            <w:tcW w:type="dxa" w:w="3969"/>
           </w:tcPr>
           <w:p>
             <w:r/>
@@ -529,11 +560,25 @@
             </w:r>
           </w:p>
         </w:tc>
+        <w:tc>
+          <w:tcPr>
+            <w:tcW w:type="dxa" w:w="3118"/>
+          </w:tcPr>
+          <w:p>
+            <w:r/>
+            <w:r>
+              <w:rPr>
+                <w:sz w:val="19"/>
+              </w:rPr>
+              <w:t>—</w:t>
+            </w:r>
+          </w:p>
+        </w:tc>
       </w:tr>
       <w:tr>
         <w:tc>
           <w:tcPr>
-            <w:tcW w:type="dxa" w:w="3402"/>
+            <w:tcW w:type="dxa" w:w="2551"/>
           </w:tcPr>
           <w:p>
             <w:r/>
@@ -547,7 +592,7 @@
         </w:tc>
         <w:tc>
           <w:tcPr>
-            <w:tcW w:type="dxa" w:w="6236"/>
+            <w:tcW w:type="dxa" w:w="3969"/>
           </w:tcPr>
           <w:p>
             <w:r/>
@@ -559,11 +604,25 @@
             </w:r>
           </w:p>
         </w:tc>
+        <w:tc>
+          <w:tcPr>
+            <w:tcW w:type="dxa" w:w="3118"/>
+          </w:tcPr>
+          <w:p>
+            <w:r/>
+            <w:r>
+              <w:rPr>
+                <w:sz w:val="19"/>
+              </w:rPr>
+              <w:t>—</w:t>
+            </w:r>
+          </w:p>
+        </w:tc>
       </w:tr>
       <w:tr>
         <w:tc>
           <w:tcPr>
-            <w:tcW w:type="dxa" w:w="3402"/>
+            <w:tcW w:type="dxa" w:w="2551"/>
           </w:tcPr>
           <w:p>
             <w:r/>
@@ -577,7 +636,7 @@
         </w:tc>
         <w:tc>
           <w:tcPr>
-            <w:tcW w:type="dxa" w:w="6236"/>
+            <w:tcW w:type="dxa" w:w="3969"/>
           </w:tcPr>
           <w:p>
             <w:r/>
@@ -586,6 +645,20 @@
                 <w:sz w:val="19"/>
               </w:rPr>
               <w:t>Fallas</w:t>
+            </w:r>
+          </w:p>
+        </w:tc>
+        <w:tc>
+          <w:tcPr>
+            <w:tcW w:type="dxa" w:w="3118"/>
+          </w:tcPr>
+          <w:p>
+            <w:r/>
+            <w:r>
+              <w:rPr>
+                <w:sz w:val="19"/>
+              </w:rPr>
+              <w:t>—</w:t>
             </w:r>
           </w:p>
         </w:tc>

--- a/Fase 2/Manuales/SIGMA_Manual_EP16_Voz_e_inclusión.docx
+++ b/Fase 2/Manuales/SIGMA_Manual_EP16_Voz_e_inclusión.docx
@@ -152,7 +152,7 @@
               <w:rPr>
                 <w:sz w:val="20"/>
               </w:rPr>
-              <w:t>4 visibles en el menú</w:t>
+              <w:t>1 en el menú</w:t>
             </w:r>
           </w:p>
         </w:tc>
@@ -216,7 +216,7 @@
               <w:rPr>
                 <w:sz w:val="20"/>
               </w:rPr>
-              <w:t>1.0 · 01-10-2026</w:t>
+              <w:t>1.1 · 02-10-2026</w:t>
             </w:r>
           </w:p>
         </w:tc>
@@ -338,67 +338,6 @@
     </w:p>
     <w:p>
       <w:pPr>
-        <w:spacing w:after="80"/>
-      </w:pPr>
-      <w:r>
-        <w:rPr>
-          <w:b w:val="0"/>
-          <w:i w:val="0"/>
-          <w:sz w:val="22"/>
-        </w:rPr>
-        <w:t>Y la persona que va a operar necesita estos permisos. Si no los tiene, la opción no aparece en el menú y la acción se rechaza en el servidor aunque se intente por otra vía:</w:t>
-      </w:r>
-    </w:p>
-    <w:p>
-      <w:pPr>
-        <w:pStyle w:val="ListBullet"/>
-        <w:spacing w:after="60"/>
-      </w:pPr>
-      <w:r>
-        <w:rPr>
-          <w:sz w:val="21"/>
-        </w:rPr>
-        <w:t>Ejecutar checklist en terreno</w:t>
-      </w:r>
-    </w:p>
-    <w:p>
-      <w:pPr>
-        <w:pStyle w:val="ListBullet"/>
-        <w:spacing w:after="60"/>
-      </w:pPr>
-      <w:r>
-        <w:rPr>
-          <w:sz w:val="21"/>
-        </w:rPr>
-        <w:t>Ejecutar tarea en terreno</w:t>
-      </w:r>
-    </w:p>
-    <w:p>
-      <w:pPr>
-        <w:pStyle w:val="ListBullet"/>
-        <w:spacing w:after="60"/>
-      </w:pPr>
-      <w:r>
-        <w:rPr>
-          <w:sz w:val="21"/>
-        </w:rPr>
-        <w:t>Ver la bitacora de planta</w:t>
-      </w:r>
-    </w:p>
-    <w:p>
-      <w:pPr>
-        <w:pStyle w:val="ListBullet"/>
-        <w:spacing w:after="60"/>
-      </w:pPr>
-      <w:r>
-        <w:rPr>
-          <w:sz w:val="21"/>
-        </w:rPr>
-        <w:t>Ver ordenes de trabajo</w:t>
-      </w:r>
-    </w:p>
-    <w:p>
-      <w:pPr>
         <w:pStyle w:val="Heading1"/>
       </w:pPr>
       <w:r>
@@ -415,7 +354,7 @@
           <w:i w:val="0"/>
           <w:sz w:val="22"/>
         </w:rPr>
-        <w:t>Desde el menú lateral:</w:t>
+        <w:t>Estas son las pantallas que usa el módulo, con la ruta exacta del menú lateral:</w:t>
       </w:r>
     </w:p>
     <w:tbl>
@@ -498,7 +437,7 @@
               <w:rPr>
                 <w:sz w:val="19"/>
               </w:rPr>
-              <w:t>Mis tareas</w:t>
+              <w:t>Mi perfil</w:t>
             </w:r>
           </w:p>
         </w:tc>
@@ -512,139 +451,7 @@
               <w:rPr>
                 <w:sz w:val="19"/>
               </w:rPr>
-              <w:t>Mis tareas</w:t>
-            </w:r>
-          </w:p>
-        </w:tc>
-        <w:tc>
-          <w:tcPr>
-            <w:tcW w:type="dxa" w:w="3118"/>
-          </w:tcPr>
-          <w:p>
-            <w:r/>
-            <w:r>
-              <w:rPr>
-                <w:sz w:val="19"/>
-              </w:rPr>
-              <w:t>—</w:t>
-            </w:r>
-          </w:p>
-        </w:tc>
-      </w:tr>
-      <w:tr>
-        <w:tc>
-          <w:tcPr>
-            <w:tcW w:type="dxa" w:w="2551"/>
-          </w:tcPr>
-          <w:p>
-            <w:r/>
-            <w:r>
-              <w:rPr>
-                <w:sz w:val="19"/>
-              </w:rPr>
-              <w:t>Pautas de inspección</w:t>
-            </w:r>
-          </w:p>
-        </w:tc>
-        <w:tc>
-          <w:tcPr>
-            <w:tcW w:type="dxa" w:w="3969"/>
-          </w:tcPr>
-          <w:p>
-            <w:r/>
-            <w:r>
-              <w:rPr>
-                <w:sz w:val="19"/>
-              </w:rPr>
-              <w:t>Pautas de inspección</w:t>
-            </w:r>
-          </w:p>
-        </w:tc>
-        <w:tc>
-          <w:tcPr>
-            <w:tcW w:type="dxa" w:w="3118"/>
-          </w:tcPr>
-          <w:p>
-            <w:r/>
-            <w:r>
-              <w:rPr>
-                <w:sz w:val="19"/>
-              </w:rPr>
-              <w:t>—</w:t>
-            </w:r>
-          </w:p>
-        </w:tc>
-      </w:tr>
-      <w:tr>
-        <w:tc>
-          <w:tcPr>
-            <w:tcW w:type="dxa" w:w="2551"/>
-          </w:tcPr>
-          <w:p>
-            <w:r/>
-            <w:r>
-              <w:rPr>
-                <w:sz w:val="19"/>
-              </w:rPr>
-              <w:t>Bitácora de planta</w:t>
-            </w:r>
-          </w:p>
-        </w:tc>
-        <w:tc>
-          <w:tcPr>
-            <w:tcW w:type="dxa" w:w="3969"/>
-          </w:tcPr>
-          <w:p>
-            <w:r/>
-            <w:r>
-              <w:rPr>
-                <w:sz w:val="19"/>
-              </w:rPr>
-              <w:t>Bitácora de planta</w:t>
-            </w:r>
-          </w:p>
-        </w:tc>
-        <w:tc>
-          <w:tcPr>
-            <w:tcW w:type="dxa" w:w="3118"/>
-          </w:tcPr>
-          <w:p>
-            <w:r/>
-            <w:r>
-              <w:rPr>
-                <w:sz w:val="19"/>
-              </w:rPr>
-              <w:t>—</w:t>
-            </w:r>
-          </w:p>
-        </w:tc>
-      </w:tr>
-      <w:tr>
-        <w:tc>
-          <w:tcPr>
-            <w:tcW w:type="dxa" w:w="2551"/>
-          </w:tcPr>
-          <w:p>
-            <w:r/>
-            <w:r>
-              <w:rPr>
-                <w:sz w:val="19"/>
-              </w:rPr>
-              <w:t>Fallas</w:t>
-            </w:r>
-          </w:p>
-        </w:tc>
-        <w:tc>
-          <w:tcPr>
-            <w:tcW w:type="dxa" w:w="3969"/>
-          </w:tcPr>
-          <w:p>
-            <w:r/>
-            <w:r>
-              <w:rPr>
-                <w:sz w:val="19"/>
-              </w:rPr>
-              <w:t>Fallas</w:t>
+              <w:t>Aplicación móvil</w:t>
             </w:r>
           </w:p>
         </w:tc>
@@ -714,312 +521,28 @@
     </w:p>
     <w:p>
       <w:pPr>
-        <w:spacing w:after="40"/>
+        <w:spacing w:after="120"/>
       </w:pPr>
       <w:r>
         <w:rPr>
-          <w:b/>
-          <w:color w:val="4F46E5"/>
+          <w:b w:val="0"/>
+          <w:i w:val="0"/>
           <w:sz w:val="21"/>
         </w:rPr>
-        <w:t xml:space="preserve">Paso 1. </w:t>
-      </w:r>
-      <w:r>
-        <w:rPr>
-          <w:sz w:val="21"/>
-        </w:rPr>
-        <w:t>Entre a Mis tareas.</w:t>
+        <w:t>No es una pantalla: el microfono aparece en los campos de texto de toda la aplicacion.</w:t>
       </w:r>
     </w:p>
     <w:p>
       <w:pPr>
-        <w:spacing w:after="120"/>
-        <w:ind w:left="680"/>
+        <w:spacing w:after="80"/>
       </w:pPr>
       <w:r>
         <w:rPr>
-          <w:color w:val="555555"/>
-          <w:sz w:val="19"/>
+          <w:b w:val="0"/>
+          <w:i w:val="0"/>
+          <w:sz w:val="20"/>
         </w:rPr>
-        <w:t>Menú: Mis tareas</w:t>
-      </w:r>
-    </w:p>
-    <w:p>
-      <w:pPr>
-        <w:spacing w:after="40"/>
-      </w:pPr>
-      <w:r>
-        <w:rPr>
-          <w:b/>
-          <w:color w:val="4F46E5"/>
-          <w:sz w:val="21"/>
-        </w:rPr>
-        <w:t xml:space="preserve">Paso 2. </w:t>
-      </w:r>
-      <w:r>
-        <w:rPr>
-          <w:sz w:val="21"/>
-        </w:rPr>
-        <w:t>Abra el formulario y complete los datos.</w:t>
-      </w:r>
-    </w:p>
-    <w:p>
-      <w:pPr>
-        <w:spacing w:after="120"/>
-        <w:ind w:left="680"/>
-      </w:pPr>
-      <w:r>
-        <w:rPr>
-          <w:color w:val="555555"/>
-          <w:sz w:val="19"/>
-        </w:rPr>
-        <w:t>Hay 2 campos; 1 son obligatorios.</w:t>
-      </w:r>
-    </w:p>
-    <w:tbl>
-      <w:tblPr>
-        <w:tblW w:type="auto" w:w="0"/>
-        <w:tblLook w:firstColumn="1" w:firstRow="1" w:lastColumn="0" w:lastRow="0" w:noHBand="0" w:noVBand="1" w:val="04A0"/>
-        <w:jc w:val="center"/>
-        <w:tblBorders>
-          <w:top w:val="single" w:sz="4" w:color="BFBFBF"/>
-          <w:left w:val="single" w:sz="4" w:color="BFBFBF"/>
-          <w:bottom w:val="single" w:sz="4" w:color="BFBFBF"/>
-          <w:right w:val="single" w:sz="4" w:color="BFBFBF"/>
-          <w:insideH w:val="single" w:sz="4" w:color="BFBFBF"/>
-          <w:insideV w:val="single" w:sz="4" w:color="BFBFBF"/>
-        </w:tblBorders>
-      </w:tblPr>
-      <w:tblGrid>
-        <w:gridCol w:w="2436"/>
-        <w:gridCol w:w="2436"/>
-        <w:gridCol w:w="2436"/>
-        <w:gridCol w:w="2436"/>
-      </w:tblGrid>
-      <w:tr>
-        <w:tc>
-          <w:tcPr>
-            <w:tcW w:type="dxa" w:w="2268"/>
-            <w:shd w:val="clear" w:color="auto" w:fill="E8E5F7"/>
-          </w:tcPr>
-          <w:p>
-            <w:r/>
-            <w:r>
-              <w:rPr>
-                <w:b/>
-                <w:sz w:val="17"/>
-              </w:rPr>
-              <w:t>Campo</w:t>
-            </w:r>
-          </w:p>
-        </w:tc>
-        <w:tc>
-          <w:tcPr>
-            <w:tcW w:type="dxa" w:w="2551"/>
-            <w:shd w:val="clear" w:color="auto" w:fill="E8E5F7"/>
-          </w:tcPr>
-          <w:p>
-            <w:r/>
-            <w:r>
-              <w:rPr>
-                <w:b/>
-                <w:sz w:val="17"/>
-              </w:rPr>
-              <w:t>Cómo se completa</w:t>
-            </w:r>
-          </w:p>
-        </w:tc>
-        <w:tc>
-          <w:tcPr>
-            <w:tcW w:type="dxa" w:w="1247"/>
-            <w:shd w:val="clear" w:color="auto" w:fill="E8E5F7"/>
-          </w:tcPr>
-          <w:p>
-            <w:r/>
-            <w:r>
-              <w:rPr>
-                <w:b/>
-                <w:sz w:val="17"/>
-              </w:rPr>
-              <w:t>Obligatorio</w:t>
-            </w:r>
-          </w:p>
-        </w:tc>
-        <w:tc>
-          <w:tcPr>
-            <w:tcW w:type="dxa" w:w="3572"/>
-            <w:shd w:val="clear" w:color="auto" w:fill="E8E5F7"/>
-          </w:tcPr>
-          <w:p>
-            <w:r/>
-            <w:r>
-              <w:rPr>
-                <w:b/>
-                <w:sz w:val="17"/>
-              </w:rPr>
-              <w:t>Qué acepta</w:t>
-            </w:r>
-          </w:p>
-        </w:tc>
-      </w:tr>
-      <w:tr>
-        <w:tc>
-          <w:tcPr>
-            <w:tcW w:type="dxa" w:w="2268"/>
-          </w:tcPr>
-          <w:p>
-            <w:r/>
-            <w:r>
-              <w:rPr>
-                <w:sz w:val="17"/>
-              </w:rPr>
-              <w:t>Dictar</w:t>
-            </w:r>
-          </w:p>
-        </w:tc>
-        <w:tc>
-          <w:tcPr>
-            <w:tcW w:type="dxa" w:w="2551"/>
-          </w:tcPr>
-          <w:p>
-            <w:r/>
-            <w:r>
-              <w:rPr>
-                <w:sz w:val="17"/>
-              </w:rPr>
-              <w:t>Botón de mantener pulsado con indicador de nivel de audio</w:t>
-            </w:r>
-          </w:p>
-        </w:tc>
-        <w:tc>
-          <w:tcPr>
-            <w:tcW w:type="dxa" w:w="1247"/>
-          </w:tcPr>
-          <w:p>
-            <w:r/>
-            <w:r>
-              <w:rPr>
-                <w:sz w:val="17"/>
-              </w:rPr>
-              <w:t>No</w:t>
-            </w:r>
-          </w:p>
-        </w:tc>
-        <w:tc>
-          <w:tcPr>
-            <w:tcW w:type="dxa" w:w="3572"/>
-          </w:tcPr>
-          <w:p>
-            <w:r/>
-            <w:r>
-              <w:rPr>
-                <w:sz w:val="17"/>
-              </w:rPr>
-              <w:t>Requiere permiso de micrófono</w:t>
-            </w:r>
-          </w:p>
-        </w:tc>
-      </w:tr>
-      <w:tr>
-        <w:tc>
-          <w:tcPr>
-            <w:tcW w:type="dxa" w:w="2268"/>
-          </w:tcPr>
-          <w:p>
-            <w:r/>
-            <w:r>
-              <w:rPr>
-                <w:sz w:val="17"/>
-              </w:rPr>
-              <w:t>Texto reconocido</w:t>
-            </w:r>
-          </w:p>
-        </w:tc>
-        <w:tc>
-          <w:tcPr>
-            <w:tcW w:type="dxa" w:w="2551"/>
-          </w:tcPr>
-          <w:p>
-            <w:r/>
-            <w:r>
-              <w:rPr>
-                <w:sz w:val="17"/>
-              </w:rPr>
-              <w:t>Texto multilinea editable</w:t>
-            </w:r>
-          </w:p>
-        </w:tc>
-        <w:tc>
-          <w:tcPr>
-            <w:tcW w:type="dxa" w:w="1247"/>
-          </w:tcPr>
-          <w:p>
-            <w:r/>
-            <w:r>
-              <w:rPr>
-                <w:sz w:val="17"/>
-              </w:rPr>
-              <w:t>Sí</w:t>
-            </w:r>
-          </w:p>
-        </w:tc>
-        <w:tc>
-          <w:tcPr>
-            <w:tcW w:type="dxa" w:w="3572"/>
-          </w:tcPr>
-          <w:p>
-            <w:r/>
-            <w:r>
-              <w:rPr>
-                <w:sz w:val="17"/>
-              </w:rPr>
-              <w:t>El usuario puede corregirlo antes de confirmar</w:t>
-            </w:r>
-          </w:p>
-        </w:tc>
-      </w:tr>
-    </w:tbl>
-    <w:p>
-      <w:pPr>
-        <w:spacing w:after="40"/>
-      </w:pPr>
-    </w:p>
-    <w:p>
-      <w:pPr>
-        <w:spacing w:after="40"/>
-      </w:pPr>
-      <w:r>
-        <w:rPr>
-          <w:b/>
-          <w:color w:val="4F46E5"/>
-          <w:sz w:val="21"/>
-        </w:rPr>
-        <w:t xml:space="preserve">Paso 3. </w:t>
-      </w:r>
-      <w:r>
-        <w:rPr>
-          <w:sz w:val="21"/>
-        </w:rPr>
-        <w:t>Guarde.</w:t>
-      </w:r>
-    </w:p>
-    <w:p>
-      <w:pPr>
-        <w:spacing w:after="40"/>
-      </w:pPr>
-      <w:r>
-        <w:rPr>
-          <w:b/>
-          <w:color w:val="4F46E5"/>
-          <w:sz w:val="21"/>
-        </w:rPr>
-        <w:t xml:space="preserve">Paso 4. </w:t>
-      </w:r>
-      <w:r>
-        <w:rPr>
-          <w:sz w:val="21"/>
-        </w:rPr>
-        <w:t>Compruebe que quedó bien. Tiene que cumplirse todo esto:</w:t>
+        <w:t>Aun así tiene que cumplirse esto:</w:t>
       </w:r>
     </w:p>
     <w:tbl>
@@ -1310,72 +833,28 @@
     </w:p>
     <w:p>
       <w:pPr>
-        <w:spacing w:after="40"/>
+        <w:spacing w:after="120"/>
       </w:pPr>
       <w:r>
         <w:rPr>
-          <w:b/>
-          <w:color w:val="4F46E5"/>
+          <w:b w:val="0"/>
+          <w:i w:val="0"/>
           <w:sz w:val="21"/>
         </w:rPr>
-        <w:t xml:space="preserve">Paso 1. </w:t>
-      </w:r>
-      <w:r>
-        <w:rPr>
-          <w:sz w:val="21"/>
-        </w:rPr>
-        <w:t>Entre a Mis tareas.</w:t>
+        <w:t>No es una pantalla: la lectura en voz alta se activa desde las opciones de accesibilidad.</w:t>
       </w:r>
     </w:p>
     <w:p>
       <w:pPr>
-        <w:spacing w:after="120"/>
-        <w:ind w:left="680"/>
+        <w:spacing w:after="80"/>
       </w:pPr>
       <w:r>
         <w:rPr>
-          <w:color w:val="555555"/>
-          <w:sz w:val="19"/>
+          <w:b w:val="0"/>
+          <w:i w:val="0"/>
+          <w:sz w:val="20"/>
         </w:rPr>
-        <w:t>Menú: Mis tareas</w:t>
-      </w:r>
-    </w:p>
-    <w:p>
-      <w:pPr>
-        <w:spacing w:after="40"/>
-      </w:pPr>
-      <w:r>
-        <w:rPr>
-          <w:b/>
-          <w:color w:val="4F46E5"/>
-          <w:sz w:val="21"/>
-        </w:rPr>
-        <w:t xml:space="preserve">Paso 2. </w:t>
-      </w:r>
-      <w:r>
-        <w:rPr>
-          <w:sz w:val="21"/>
-        </w:rPr>
-        <w:t>Ejecute la acción desde la pantalla.</w:t>
-      </w:r>
-    </w:p>
-    <w:p>
-      <w:pPr>
-        <w:spacing w:after="40"/>
-      </w:pPr>
-      <w:r>
-        <w:rPr>
-          <w:b/>
-          <w:color w:val="4F46E5"/>
-          <w:sz w:val="21"/>
-        </w:rPr>
-        <w:t xml:space="preserve">Paso 3. </w:t>
-      </w:r>
-      <w:r>
-        <w:rPr>
-          <w:sz w:val="21"/>
-        </w:rPr>
-        <w:t>Compruebe que quedó bien. Tiene que cumplirse todo esto:</w:t>
+        <w:t>Aun así tiene que cumplirse esto:</w:t>
       </w:r>
     </w:p>
     <w:tbl>
@@ -1636,7 +1115,7 @@
         <w:rPr>
           <w:sz w:val="21"/>
         </w:rPr>
-        <w:t>Entre a Mis tareas.</w:t>
+        <w:t>Abra «Mi perfil».</w:t>
       </w:r>
     </w:p>
     <w:p>
@@ -1649,7 +1128,7 @@
           <w:color w:val="555555"/>
           <w:sz w:val="19"/>
         </w:rPr>
-        <w:t>Menú: Mis tareas</w:t>
+        <w:t>En la aplicación móvil está en el menú; en la web, en el menú del usuario, arriba a la derecha.</w:t>
       </w:r>
     </w:p>
     <w:p>
@@ -1668,7 +1147,7 @@
         <w:rPr>
           <w:sz w:val="21"/>
         </w:rPr>
-        <w:t>Abra el formulario y complete los datos.</w:t>
+        <w:t>Complete los datos.</w:t>
       </w:r>
     </w:p>
     <w:p>
@@ -1681,7 +1160,7 @@
           <w:color w:val="555555"/>
           <w:sz w:val="19"/>
         </w:rPr>
-        <w:t>Hay 6 campos; 0 son obligatorios.</w:t>
+        <w:t>Son 6 campos, ninguno obligatorio.</w:t>
       </w:r>
     </w:p>
     <w:tbl>
@@ -2716,7 +2195,7 @@
           <w:color w:val="555555"/>
           <w:sz w:val="18"/>
         </w:rPr>
-        <w:t>Generado desde el Product Backlog (historias, campos de entrada y criterios de aceptación) y desde la tabla Menus de la base. Para actualizarlo: python _scratch/gen_manual_modulo.py</w:t>
+        <w:t>Generado desde el Product Backlog (historias, campos de entrada y criterios de aceptación), desde la tabla Menus de la base y desde las pestañas leídas de los .aspx. Para actualizarlo: python _scratch/gen_manual_modulo.py</w:t>
       </w:r>
     </w:p>
     <w:sectPr>
